--- a/final-project/documantation/Fracture Multi-Region X-ray Data.docx
+++ b/final-project/documantation/Fracture Multi-Region X-ray Data.docx
@@ -1028,7 +1028,7 @@
         <w:shd w:val="clear" w:color="auto" w:fill="FFFFFF"/>
         <w:wordWrap w:val="0"/>
         <w:rPr>
-          <w:rFonts w:ascii="Consolas" w:hAnsi="Consolas" w:hint="cs"/>
+          <w:rFonts w:ascii="Consolas" w:hAnsi="Consolas"/>
           <w:sz w:val="36"/>
           <w:szCs w:val="36"/>
           <w:rtl/>
@@ -1813,6 +1813,11 @@
     </w:p>
     <w:p>
       <w:pPr>
+        <w:pStyle w:val="ListParagraph"/>
+        <w:numPr>
+          <w:ilvl w:val="0"/>
+          <w:numId w:val="11"/>
+        </w:numPr>
         <w:shd w:val="clear" w:color="auto" w:fill="FFFFFF"/>
         <w:spacing w:before="181" w:after="121" w:line="240" w:lineRule="auto"/>
         <w:outlineLvl w:val="2"/>
@@ -1822,9 +1827,107 @@
           <w:bCs/>
           <w:sz w:val="48"/>
           <w:szCs w:val="48"/>
-          <w:rtl/>
-        </w:rPr>
-      </w:pPr>
+        </w:rPr>
+      </w:pPr>
+      <w:r>
+        <w:rPr>
+          <w:rFonts w:ascii="Segoe UI" w:eastAsia="Times New Roman" w:hAnsi="Segoe UI" w:cs="Segoe UI"/>
+          <w:b/>
+          <w:bCs/>
+          <w:sz w:val="48"/>
+          <w:szCs w:val="48"/>
+        </w:rPr>
+        <w:t>This reduces the risk of model bias.</w:t>
+      </w:r>
+    </w:p>
+    <w:p>
+      <w:pPr>
+        <w:pStyle w:val="ListParagraph"/>
+        <w:numPr>
+          <w:ilvl w:val="0"/>
+          <w:numId w:val="11"/>
+        </w:numPr>
+        <w:shd w:val="clear" w:color="auto" w:fill="FFFFFF"/>
+        <w:spacing w:before="181" w:after="121" w:line="240" w:lineRule="auto"/>
+        <w:outlineLvl w:val="2"/>
+        <w:rPr>
+          <w:rFonts w:ascii="Segoe UI" w:eastAsia="Times New Roman" w:hAnsi="Segoe UI" w:cs="Segoe UI"/>
+          <w:b/>
+          <w:bCs/>
+          <w:sz w:val="48"/>
+          <w:szCs w:val="48"/>
+        </w:rPr>
+      </w:pPr>
+      <w:r>
+        <w:rPr>
+          <w:rFonts w:ascii="Segoe UI" w:eastAsia="Times New Roman" w:hAnsi="Segoe UI" w:cs="Segoe UI"/>
+          <w:b/>
+          <w:bCs/>
+          <w:sz w:val="48"/>
+          <w:szCs w:val="48"/>
+        </w:rPr>
+        <w:t>The results show that there is a very good balance in the training group (appro</w:t>
+      </w:r>
+      <w:r>
+        <w:rPr>
+          <w:rFonts w:ascii="Segoe UI" w:eastAsia="Times New Roman" w:hAnsi="Segoe UI" w:cs="Segoe UI"/>
+          <w:b/>
+          <w:bCs/>
+          <w:sz w:val="48"/>
+          <w:szCs w:val="48"/>
+        </w:rPr>
+        <w:t xml:space="preserve">ximately 43.5% broken and </w:t>
+      </w:r>
+      <w:proofErr w:type="gramStart"/>
+      <w:r>
+        <w:rPr>
+          <w:rFonts w:ascii="Segoe UI" w:eastAsia="Times New Roman" w:hAnsi="Segoe UI" w:cs="Segoe UI"/>
+          <w:b/>
+          <w:bCs/>
+          <w:sz w:val="48"/>
+          <w:szCs w:val="48"/>
+        </w:rPr>
+        <w:t>43.</w:t>
+      </w:r>
+      <w:r>
+        <w:rPr>
+          <w:rFonts w:ascii="Segoe UI" w:eastAsia="Times New Roman" w:hAnsi="Segoe UI" w:cs="Segoe UI"/>
+          <w:b/>
+          <w:bCs/>
+          <w:sz w:val="48"/>
+          <w:szCs w:val="48"/>
+        </w:rPr>
+        <w:t>unbroken</w:t>
+      </w:r>
+      <w:proofErr w:type="gramEnd"/>
+      <w:r>
+        <w:rPr>
+          <w:rFonts w:ascii="Segoe UI" w:eastAsia="Times New Roman" w:hAnsi="Segoe UI" w:cs="Segoe UI"/>
+          <w:b/>
+          <w:bCs/>
+          <w:sz w:val="48"/>
+          <w:szCs w:val="48"/>
+        </w:rPr>
+        <w:t>).</w:t>
+      </w:r>
+    </w:p>
+    <w:p>
+      <w:pPr>
+        <w:pStyle w:val="ListParagraph"/>
+        <w:shd w:val="clear" w:color="auto" w:fill="FFFFFF"/>
+        <w:spacing w:before="181" w:after="121" w:line="240" w:lineRule="auto"/>
+        <w:ind w:left="2880"/>
+        <w:outlineLvl w:val="2"/>
+        <w:rPr>
+          <w:rFonts w:ascii="Segoe UI" w:eastAsia="Times New Roman" w:hAnsi="Segoe UI" w:cs="Segoe UI"/>
+          <w:b/>
+          <w:bCs/>
+          <w:sz w:val="48"/>
+          <w:szCs w:val="48"/>
+        </w:rPr>
+      </w:pPr>
+      <w:bookmarkStart w:id="0" w:name="_GoBack"/>
+      <w:bookmarkEnd w:id="0"/>
     </w:p>
     <w:p>
       <w:pPr>
@@ -1832,29 +1935,42 @@
         <w:shd w:val="clear" w:color="auto" w:fill="FFFFFF"/>
         <w:spacing w:before="181" w:beforeAutospacing="0" w:after="121" w:afterAutospacing="0"/>
         <w:rPr>
+          <w:rFonts w:ascii="Segoe UI" w:hAnsi="Segoe UI" w:cs="Segoe UI"/>
+          <w:sz w:val="48"/>
+          <w:szCs w:val="48"/>
+          <w:rtl/>
+        </w:rPr>
+      </w:pPr>
+      <w:r>
+        <w:rPr>
+          <w:rFonts w:ascii="Segoe UI" w:hAnsi="Segoe UI" w:cs="Segoe UI"/>
+          <w:sz w:val="48"/>
+          <w:szCs w:val="48"/>
+        </w:rPr>
+        <w:t>A diagram illustrating the data distribution mechanism</w:t>
+      </w:r>
+      <w:r>
+        <w:rPr>
           <w:rFonts w:ascii="Segoe UI" w:hAnsi="Segoe UI" w:cs="Segoe UI" w:hint="cs"/>
           <w:sz w:val="48"/>
           <w:szCs w:val="48"/>
           <w:rtl/>
         </w:rPr>
-      </w:pPr>
-      <w:r>
+        <w:t>:</w:t>
+      </w:r>
+    </w:p>
+    <w:p>
+      <w:pPr>
+        <w:pStyle w:val="Heading3"/>
+        <w:shd w:val="clear" w:color="auto" w:fill="FFFFFF"/>
+        <w:spacing w:before="181" w:beforeAutospacing="0" w:after="121" w:afterAutospacing="0"/>
         <w:rPr>
           <w:rFonts w:ascii="Segoe UI" w:hAnsi="Segoe UI" w:cs="Segoe UI"/>
           <w:sz w:val="48"/>
           <w:szCs w:val="48"/>
-        </w:rPr>
-        <w:t>A diagram illustrating the data distribution mechanism</w:t>
-      </w:r>
-      <w:r>
-        <w:rPr>
-          <w:rFonts w:ascii="Segoe UI" w:hAnsi="Segoe UI" w:cs="Segoe UI" w:hint="cs"/>
-          <w:sz w:val="48"/>
-          <w:szCs w:val="48"/>
-          <w:rtl/>
-        </w:rPr>
-        <w:t>:</w:t>
-      </w:r>
+          <w:rtl/>
+        </w:rPr>
+      </w:pPr>
     </w:p>
     <w:p>
       <w:pPr>
@@ -1868,22 +1984,10 @@
           <w:rtl/>
         </w:rPr>
       </w:pPr>
-    </w:p>
-    <w:p>
-      <w:pPr>
-        <w:pStyle w:val="Heading3"/>
-        <w:shd w:val="clear" w:color="auto" w:fill="FFFFFF"/>
-        <w:spacing w:before="181" w:beforeAutospacing="0" w:after="121" w:afterAutospacing="0"/>
+      <w:r>
         <w:rPr>
           <w:rFonts w:ascii="Segoe UI" w:hAnsi="Segoe UI" w:cs="Segoe UI"/>
-          <w:sz w:val="48"/>
-          <w:szCs w:val="48"/>
-          <w:rtl/>
-        </w:rPr>
-      </w:pPr>
-      <w:r>
-        <w:rPr>
-          <w:rFonts w:ascii="Segoe UI" w:hAnsi="Segoe UI" w:cs="Segoe UI"/>
+          <w:noProof/>
           <w:sz w:val="48"/>
           <w:szCs w:val="48"/>
         </w:rPr>
@@ -1981,7 +2085,7 @@
         <w:shd w:val="clear" w:color="auto" w:fill="FFFFFF"/>
         <w:spacing w:before="181" w:beforeAutospacing="0" w:after="121" w:afterAutospacing="0"/>
         <w:rPr>
-          <w:rFonts w:ascii="Segoe UI" w:hAnsi="Segoe UI" w:cs="Segoe UI" w:hint="cs"/>
+          <w:rFonts w:ascii="Segoe UI" w:hAnsi="Segoe UI" w:cs="Segoe UI"/>
           <w:sz w:val="48"/>
           <w:szCs w:val="48"/>
           <w:rtl/>
@@ -2150,7 +2254,7 @@
         <w:shd w:val="clear" w:color="auto" w:fill="FFFFFF"/>
         <w:spacing w:before="181" w:beforeAutospacing="0" w:after="121" w:afterAutospacing="0"/>
         <w:rPr>
-          <w:rFonts w:ascii="Segoe UI" w:hAnsi="Segoe UI" w:cs="Segoe UI" w:hint="cs"/>
+          <w:rFonts w:ascii="Segoe UI" w:hAnsi="Segoe UI" w:cs="Segoe UI"/>
           <w:sz w:val="48"/>
           <w:szCs w:val="48"/>
           <w:rtl/>
@@ -4105,8 +4209,6 @@
           <w:szCs w:val="48"/>
         </w:rPr>
       </w:pPr>
-      <w:bookmarkStart w:id="0" w:name="_GoBack"/>
-      <w:bookmarkEnd w:id="0"/>
     </w:p>
     <w:p>
       <w:pPr>
@@ -4594,6 +4696,119 @@
     </w:lvl>
   </w:abstractNum>
   <w:abstractNum w:abstractNumId="4" w15:restartNumberingAfterBreak="0">
+    <w:nsid w:val="329D6335"/>
+    <w:multiLevelType w:val="hybridMultilevel"/>
+    <w:tmpl w:val="5AB658C4"/>
+    <w:lvl w:ilvl="0" w:tplc="04090001">
+      <w:start w:val="1"/>
+      <w:numFmt w:val="bullet"/>
+      <w:lvlText w:val=""/>
+      <w:lvlJc w:val="left"/>
+      <w:pPr>
+        <w:ind w:left="2880" w:hanging="360"/>
+      </w:pPr>
+      <w:rPr>
+        <w:rFonts w:ascii="Symbol" w:hAnsi="Symbol" w:hint="default"/>
+      </w:rPr>
+    </w:lvl>
+    <w:lvl w:ilvl="1" w:tplc="04090003" w:tentative="1">
+      <w:start w:val="1"/>
+      <w:numFmt w:val="bullet"/>
+      <w:lvlText w:val="o"/>
+      <w:lvlJc w:val="left"/>
+      <w:pPr>
+        <w:ind w:left="3600" w:hanging="360"/>
+      </w:pPr>
+      <w:rPr>
+        <w:rFonts w:ascii="Courier New" w:hAnsi="Courier New" w:cs="Courier New" w:hint="default"/>
+      </w:rPr>
+    </w:lvl>
+    <w:lvl w:ilvl="2" w:tplc="04090005" w:tentative="1">
+      <w:start w:val="1"/>
+      <w:numFmt w:val="bullet"/>
+      <w:lvlText w:val=""/>
+      <w:lvlJc w:val="left"/>
+      <w:pPr>
+        <w:ind w:left="4320" w:hanging="360"/>
+      </w:pPr>
+      <w:rPr>
+        <w:rFonts w:ascii="Wingdings" w:hAnsi="Wingdings" w:hint="default"/>
+      </w:rPr>
+    </w:lvl>
+    <w:lvl w:ilvl="3" w:tplc="04090001" w:tentative="1">
+      <w:start w:val="1"/>
+      <w:numFmt w:val="bullet"/>
+      <w:lvlText w:val=""/>
+      <w:lvlJc w:val="left"/>
+      <w:pPr>
+        <w:ind w:left="5040" w:hanging="360"/>
+      </w:pPr>
+      <w:rPr>
+        <w:rFonts w:ascii="Symbol" w:hAnsi="Symbol" w:hint="default"/>
+      </w:rPr>
+    </w:lvl>
+    <w:lvl w:ilvl="4" w:tplc="04090003" w:tentative="1">
+      <w:start w:val="1"/>
+      <w:numFmt w:val="bullet"/>
+      <w:lvlText w:val="o"/>
+      <w:lvlJc w:val="left"/>
+      <w:pPr>
+        <w:ind w:left="5760" w:hanging="360"/>
+      </w:pPr>
+      <w:rPr>
+        <w:rFonts w:ascii="Courier New" w:hAnsi="Courier New" w:cs="Courier New" w:hint="default"/>
+      </w:rPr>
+    </w:lvl>
+    <w:lvl w:ilvl="5" w:tplc="04090005" w:tentative="1">
+      <w:start w:val="1"/>
+      <w:numFmt w:val="bullet"/>
+      <w:lvlText w:val=""/>
+      <w:lvlJc w:val="left"/>
+      <w:pPr>
+        <w:ind w:left="6480" w:hanging="360"/>
+      </w:pPr>
+      <w:rPr>
+        <w:rFonts w:ascii="Wingdings" w:hAnsi="Wingdings" w:hint="default"/>
+      </w:rPr>
+    </w:lvl>
+    <w:lvl w:ilvl="6" w:tplc="04090001" w:tentative="1">
+      <w:start w:val="1"/>
+      <w:numFmt w:val="bullet"/>
+      <w:lvlText w:val=""/>
+      <w:lvlJc w:val="left"/>
+      <w:pPr>
+        <w:ind w:left="7200" w:hanging="360"/>
+      </w:pPr>
+      <w:rPr>
+        <w:rFonts w:ascii="Symbol" w:hAnsi="Symbol" w:hint="default"/>
+      </w:rPr>
+    </w:lvl>
+    <w:lvl w:ilvl="7" w:tplc="04090003" w:tentative="1">
+      <w:start w:val="1"/>
+      <w:numFmt w:val="bullet"/>
+      <w:lvlText w:val="o"/>
+      <w:lvlJc w:val="left"/>
+      <w:pPr>
+        <w:ind w:left="7920" w:hanging="360"/>
+      </w:pPr>
+      <w:rPr>
+        <w:rFonts w:ascii="Courier New" w:hAnsi="Courier New" w:cs="Courier New" w:hint="default"/>
+      </w:rPr>
+    </w:lvl>
+    <w:lvl w:ilvl="8" w:tplc="04090005" w:tentative="1">
+      <w:start w:val="1"/>
+      <w:numFmt w:val="bullet"/>
+      <w:lvlText w:val=""/>
+      <w:lvlJc w:val="left"/>
+      <w:pPr>
+        <w:ind w:left="8640" w:hanging="360"/>
+      </w:pPr>
+      <w:rPr>
+        <w:rFonts w:ascii="Wingdings" w:hAnsi="Wingdings" w:hint="default"/>
+      </w:rPr>
+    </w:lvl>
+  </w:abstractNum>
+  <w:abstractNum w:abstractNumId="5" w15:restartNumberingAfterBreak="0">
     <w:nsid w:val="3AE346D8"/>
     <w:multiLevelType w:val="hybridMultilevel"/>
     <w:tmpl w:val="2794B05C"/>
@@ -4706,7 +4921,7 @@
       </w:rPr>
     </w:lvl>
   </w:abstractNum>
-  <w:abstractNum w:abstractNumId="5" w15:restartNumberingAfterBreak="0">
+  <w:abstractNum w:abstractNumId="6" w15:restartNumberingAfterBreak="0">
     <w:nsid w:val="3DFF1092"/>
     <w:multiLevelType w:val="hybridMultilevel"/>
     <w:tmpl w:val="C15ECBDC"/>
@@ -4792,7 +5007,7 @@
       </w:pPr>
     </w:lvl>
   </w:abstractNum>
-  <w:abstractNum w:abstractNumId="6" w15:restartNumberingAfterBreak="0">
+  <w:abstractNum w:abstractNumId="7" w15:restartNumberingAfterBreak="0">
     <w:nsid w:val="415F270D"/>
     <w:multiLevelType w:val="hybridMultilevel"/>
     <w:tmpl w:val="92821BC0"/>
@@ -4878,7 +5093,7 @@
       </w:pPr>
     </w:lvl>
   </w:abstractNum>
-  <w:abstractNum w:abstractNumId="7" w15:restartNumberingAfterBreak="0">
+  <w:abstractNum w:abstractNumId="8" w15:restartNumberingAfterBreak="0">
     <w:nsid w:val="53A414D8"/>
     <w:multiLevelType w:val="hybridMultilevel"/>
     <w:tmpl w:val="8C82DED8"/>
@@ -4991,7 +5206,7 @@
       </w:rPr>
     </w:lvl>
   </w:abstractNum>
-  <w:abstractNum w:abstractNumId="8" w15:restartNumberingAfterBreak="0">
+  <w:abstractNum w:abstractNumId="9" w15:restartNumberingAfterBreak="0">
     <w:nsid w:val="6DE8378E"/>
     <w:multiLevelType w:val="hybridMultilevel"/>
     <w:tmpl w:val="F8C66324"/>
@@ -5077,7 +5292,7 @@
       </w:pPr>
     </w:lvl>
   </w:abstractNum>
-  <w:abstractNum w:abstractNumId="9" w15:restartNumberingAfterBreak="0">
+  <w:abstractNum w:abstractNumId="10" w15:restartNumberingAfterBreak="0">
     <w:nsid w:val="6DFA50DE"/>
     <w:multiLevelType w:val="hybridMultilevel"/>
     <w:tmpl w:val="21A412C4"/>
@@ -5191,34 +5406,37 @@
     </w:lvl>
   </w:abstractNum>
   <w:num w:numId="1">
-    <w:abstractNumId w:val="7"/>
+    <w:abstractNumId w:val="8"/>
   </w:num>
   <w:num w:numId="2">
     <w:abstractNumId w:val="1"/>
   </w:num>
   <w:num w:numId="3">
-    <w:abstractNumId w:val="6"/>
+    <w:abstractNumId w:val="7"/>
   </w:num>
   <w:num w:numId="4">
     <w:abstractNumId w:val="2"/>
   </w:num>
   <w:num w:numId="5">
-    <w:abstractNumId w:val="4"/>
+    <w:abstractNumId w:val="5"/>
   </w:num>
   <w:num w:numId="6">
     <w:abstractNumId w:val="0"/>
   </w:num>
   <w:num w:numId="7">
-    <w:abstractNumId w:val="9"/>
+    <w:abstractNumId w:val="10"/>
   </w:num>
   <w:num w:numId="8">
-    <w:abstractNumId w:val="5"/>
+    <w:abstractNumId w:val="6"/>
   </w:num>
   <w:num w:numId="9">
-    <w:abstractNumId w:val="8"/>
+    <w:abstractNumId w:val="9"/>
   </w:num>
   <w:num w:numId="10">
     <w:abstractNumId w:val="3"/>
+  </w:num>
+  <w:num w:numId="11">
+    <w:abstractNumId w:val="4"/>
   </w:num>
 </w:numbering>
 </file>
